--- a/docs/RLAnalyzer-Plan-de-Proyecto.docx
+++ b/docs/RLAnalyzer-Plan-de-Proyecto.docx
@@ -96,7 +96,7 @@
           <w:sz w:val="24"/>
           <w:szCs w:val="24"/>
         </w:rPr>
-        <w:t xml:space="preserve">Versión 1.1  |  Mayo 2026</w:t>
+        <w:t xml:space="preserve">Versión 1.2  |  Mayo 2026</w:t>
       </w:r>
     </w:p>
     <w:p>
@@ -7156,7 +7156,7 @@
                 <w:sz w:val="17"/>
                 <w:szCs w:val="17"/>
               </w:rPr>
-              <w:t xml:space="preserve">│   │   │   ├── ReplayViewer.jsx</w:t>
+              <w:t xml:space="preserve">│   │   │   ├── Compare.jsx</w:t>
             </w:r>
           </w:p>
           <w:p>
@@ -7167,7 +7167,7 @@
                 <w:sz w:val="17"/>
                 <w:szCs w:val="17"/>
               </w:rPr>
-              <w:t xml:space="preserve">│   │   │   └── PlayerHistory.jsx</w:t>
+              <w:t xml:space="preserve">│   │   │   ├── ReplayViewer.jsx</w:t>
             </w:r>
           </w:p>
           <w:p>
@@ -7178,7 +7178,7 @@
                 <w:sz w:val="17"/>
                 <w:szCs w:val="17"/>
               </w:rPr>
-              <w:t xml:space="preserve">│   │   ├── components/</w:t>
+              <w:t xml:space="preserve">│   │   │   └── PlayerHistory.jsx</w:t>
             </w:r>
           </w:p>
           <w:p>
@@ -7189,7 +7189,7 @@
                 <w:sz w:val="17"/>
                 <w:szCs w:val="17"/>
               </w:rPr>
-              <w:t xml:space="preserve">│   │   │   ├── Sidebar.jsx</w:t>
+              <w:t xml:space="preserve">│   │   ├── components/</w:t>
             </w:r>
           </w:p>
           <w:p>
@@ -7200,7 +7200,7 @@
                 <w:sz w:val="17"/>
                 <w:szCs w:val="17"/>
               </w:rPr>
-              <w:t xml:space="preserve">│   │   │   ├── StatCard.jsx</w:t>
+              <w:t xml:space="preserve">│   │   │   ├── Sidebar.jsx</w:t>
             </w:r>
           </w:p>
           <w:p>
@@ -7211,7 +7211,7 @@
                 <w:sz w:val="17"/>
                 <w:szCs w:val="17"/>
               </w:rPr>
-              <w:t xml:space="preserve">│   │   │   ├── Charts/</w:t>
+              <w:t xml:space="preserve">│   │   │   ├── StatCard.jsx</w:t>
             </w:r>
           </w:p>
           <w:p>
@@ -7222,7 +7222,7 @@
                 <w:sz w:val="17"/>
                 <w:szCs w:val="17"/>
               </w:rPr>
-              <w:t xml:space="preserve">│   │   │   └── ReplayTable.jsx</w:t>
+              <w:t xml:space="preserve">│   │   │   ├── Charts/</w:t>
             </w:r>
           </w:p>
           <w:p>
@@ -7233,7 +7233,7 @@
                 <w:sz w:val="17"/>
                 <w:szCs w:val="17"/>
               </w:rPr>
-              <w:t xml:space="preserve">│   │   ├── api.js         # Llamadas a la API del backend</w:t>
+              <w:t xml:space="preserve">│   │   │   └── ReplayTable.jsx</w:t>
             </w:r>
           </w:p>
           <w:p>
@@ -7244,7 +7244,7 @@
                 <w:sz w:val="17"/>
                 <w:szCs w:val="17"/>
               </w:rPr>
-              <w:t xml:space="preserve">│   │   └── App.jsx</w:t>
+              <w:t xml:space="preserve">│   │   ├── api.js         # Llamadas a la API del backend</w:t>
             </w:r>
           </w:p>
           <w:p>
@@ -7255,7 +7255,7 @@
                 <w:sz w:val="17"/>
                 <w:szCs w:val="17"/>
               </w:rPr>
-              <w:t xml:space="preserve">│   ├── index.html</w:t>
+              <w:t xml:space="preserve">│   │   └── App.jsx</w:t>
             </w:r>
           </w:p>
           <w:p>
@@ -7266,7 +7266,7 @@
                 <w:sz w:val="17"/>
                 <w:szCs w:val="17"/>
               </w:rPr>
-              <w:t xml:space="preserve">│   └── package.json</w:t>
+              <w:t xml:space="preserve">│   ├── index.html</w:t>
             </w:r>
           </w:p>
           <w:p>
@@ -7277,7 +7277,7 @@
                 <w:sz w:val="17"/>
                 <w:szCs w:val="17"/>
               </w:rPr>
-              <w:t xml:space="preserve">├── data/</w:t>
+              <w:t xml:space="preserve">│   └── package.json</w:t>
             </w:r>
           </w:p>
           <w:p>
@@ -7288,7 +7288,7 @@
                 <w:sz w:val="17"/>
                 <w:szCs w:val="17"/>
               </w:rPr>
-              <w:t xml:space="preserve">│   └── rl_data.db         # Base de datos SQLite</w:t>
+              <w:t xml:space="preserve">├── data/</w:t>
             </w:r>
           </w:p>
           <w:p>
@@ -7299,7 +7299,7 @@
                 <w:sz w:val="17"/>
                 <w:szCs w:val="17"/>
               </w:rPr>
-              <w:t xml:space="preserve">├── requirements.txt       # Dependencias Python</w:t>
+              <w:t xml:space="preserve">│   └── rl_data.db         # Base de datos SQLite</w:t>
             </w:r>
           </w:p>
           <w:p>
@@ -7310,6 +7310,17 @@
                 <w:sz w:val="17"/>
                 <w:szCs w:val="17"/>
               </w:rPr>
+              <w:t xml:space="preserve">├── requirements.txt       # Dependencias Python</w:t>
+            </w:r>
+          </w:p>
+          <w:p>
+            <w:r>
+              <w:rPr>
+                <w:rFonts w:ascii="Courier New" w:cs="Courier New" w:eastAsia="Courier New" w:hAnsi="Courier New"/>
+                <w:color w:val="A5D6A7"/>
+                <w:sz w:val="17"/>
+                <w:szCs w:val="17"/>
+              </w:rPr>
               <w:t xml:space="preserve">└── start.bat              # Script para arrancar todo de una vez</w:t>
             </w:r>
           </w:p>
@@ -7671,6 +7682,18 @@
       </w:pPr>
       <w:r>
         <w:t xml:space="preserve">Dashboard rediseñado estilo RL Tracker: estilo de juego, goles vs tiros y forma reciente, con filtros por modo, periodo y resultado</w:t>
+      </w:r>
+    </w:p>
+    <w:p>
+      <w:pPr>
+        <w:pStyle w:val="ListParagraph"/>
+        <w:numPr>
+          <w:ilvl w:val="0"/>
+          <w:numId w:val="2"/>
+        </w:numPr>
+      </w:pPr>
+      <w:r>
+        <w:t xml:space="preserve">Comparar dos partidas (A vs B): tus stats, total de tu equipo y del equipo rival, con delta coloreado por métrica y resumen automático de “qué hiciste distinto”</w:t>
       </w:r>
     </w:p>
     <w:p>
